--- a/1.TwoPointer/6 -Expand from center.docx
+++ b/1.TwoPointer/6 -Expand from center.docx
@@ -39,13 +39,29 @@
     </w:p>
     <w:p>
       <w:r>
-        <w:t xml:space="preserve">    public String longestPalindrome(String s) {</w:t>
+        <w:t xml:space="preserve">    public String </w:t>
+      </w:r>
+      <w:proofErr w:type="spellStart"/>
+      <w:r>
+        <w:t>longestPalindrome</w:t>
+      </w:r>
+      <w:proofErr w:type="spellEnd"/>
+      <w:r>
+        <w:t>(String s) {</w:t>
       </w:r>
     </w:p>
     <w:p/>
     <w:p>
       <w:r>
-        <w:t xml:space="preserve">        int n = s.length();</w:t>
+        <w:t xml:space="preserve">        int n = </w:t>
+      </w:r>
+      <w:proofErr w:type="spellStart"/>
+      <w:r>
+        <w:t>s.length</w:t>
+      </w:r>
+      <w:proofErr w:type="spellEnd"/>
+      <w:r>
+        <w:t>();</w:t>
       </w:r>
     </w:p>
     <w:p>
@@ -60,27 +76,139 @@
     </w:p>
     <w:p>
       <w:r>
-        <w:t xml:space="preserve">        boolean dp[][] = new boolean[n][n];</w:t>
-      </w:r>
-    </w:p>
-    <w:p>
-      <w:r>
-        <w:t xml:space="preserve">        int maxlen = 1 , start = 0;</w:t>
-      </w:r>
-    </w:p>
-    <w:p>
-      <w:r>
-        <w:t xml:space="preserve">        for(int i = 0 ;i&lt; s.length();i++)</w:t>
-      </w:r>
-    </w:p>
-    <w:p>
-      <w:r>
-        <w:t xml:space="preserve">            dp[i][i] = true;</w:t>
-      </w:r>
-    </w:p>
-    <w:p>
-      <w:r>
-        <w:t xml:space="preserve">        for(int i = 0 ; i&lt; s.length()-1;i++)</w:t>
+        <w:t xml:space="preserve">        </w:t>
+      </w:r>
+      <w:proofErr w:type="spellStart"/>
+      <w:r>
+        <w:t>boolean</w:t>
+      </w:r>
+      <w:proofErr w:type="spellEnd"/>
+      <w:r>
+        <w:t xml:space="preserve"> </w:t>
+      </w:r>
+      <w:proofErr w:type="spellStart"/>
+      <w:r>
+        <w:t>dp</w:t>
+      </w:r>
+      <w:proofErr w:type="spellEnd"/>
+      <w:r>
+        <w:t xml:space="preserve">[][] = new </w:t>
+      </w:r>
+      <w:proofErr w:type="spellStart"/>
+      <w:r>
+        <w:t>boolean</w:t>
+      </w:r>
+      <w:proofErr w:type="spellEnd"/>
+      <w:r>
+        <w:t>[n][n];</w:t>
+      </w:r>
+    </w:p>
+    <w:p>
+      <w:r>
+        <w:t xml:space="preserve">        int </w:t>
+      </w:r>
+      <w:proofErr w:type="spellStart"/>
+      <w:r>
+        <w:t>maxlen</w:t>
+      </w:r>
+      <w:proofErr w:type="spellEnd"/>
+      <w:r>
+        <w:t xml:space="preserve"> = 1 , start = 0;</w:t>
+      </w:r>
+    </w:p>
+    <w:p>
+      <w:r>
+        <w:t xml:space="preserve">        for(int </w:t>
+      </w:r>
+      <w:proofErr w:type="spellStart"/>
+      <w:r>
+        <w:t>i</w:t>
+      </w:r>
+      <w:proofErr w:type="spellEnd"/>
+      <w:r>
+        <w:t xml:space="preserve"> = 0 ;</w:t>
+      </w:r>
+      <w:proofErr w:type="spellStart"/>
+      <w:r>
+        <w:t>i</w:t>
+      </w:r>
+      <w:proofErr w:type="spellEnd"/>
+      <w:r>
+        <w:t xml:space="preserve">&lt; </w:t>
+      </w:r>
+      <w:proofErr w:type="spellStart"/>
+      <w:r>
+        <w:t>s.length</w:t>
+      </w:r>
+      <w:proofErr w:type="spellEnd"/>
+      <w:r>
+        <w:t>();</w:t>
+      </w:r>
+      <w:proofErr w:type="spellStart"/>
+      <w:r>
+        <w:t>i</w:t>
+      </w:r>
+      <w:proofErr w:type="spellEnd"/>
+      <w:r>
+        <w:t>++)</w:t>
+      </w:r>
+    </w:p>
+    <w:p>
+      <w:r>
+        <w:t xml:space="preserve">            </w:t>
+      </w:r>
+      <w:proofErr w:type="spellStart"/>
+      <w:r>
+        <w:t>dp</w:t>
+      </w:r>
+      <w:proofErr w:type="spellEnd"/>
+      <w:r>
+        <w:t>[</w:t>
+      </w:r>
+      <w:proofErr w:type="spellStart"/>
+      <w:r>
+        <w:t>i</w:t>
+      </w:r>
+      <w:proofErr w:type="spellEnd"/>
+      <w:r>
+        <w:t>][</w:t>
+      </w:r>
+      <w:proofErr w:type="spellStart"/>
+      <w:r>
+        <w:t>i</w:t>
+      </w:r>
+      <w:proofErr w:type="spellEnd"/>
+      <w:r>
+        <w:t>] = true;</w:t>
+      </w:r>
+    </w:p>
+    <w:p>
+      <w:r>
+        <w:t xml:space="preserve">        for(int </w:t>
+      </w:r>
+      <w:proofErr w:type="spellStart"/>
+      <w:r>
+        <w:t>i</w:t>
+      </w:r>
+      <w:proofErr w:type="spellEnd"/>
+      <w:r>
+        <w:t xml:space="preserve"> = 0 ; </w:t>
+      </w:r>
+      <w:proofErr w:type="spellStart"/>
+      <w:r>
+        <w:t>i</w:t>
+      </w:r>
+      <w:proofErr w:type="spellEnd"/>
+      <w:r>
+        <w:t xml:space="preserve">&lt; </w:t>
+      </w:r>
+      <w:proofErr w:type="spellStart"/>
+      <w:r>
+        <w:t>s.length</w:t>
+      </w:r>
+      <w:proofErr w:type="spellEnd"/>
+      <w:r>
+        <w:t>()-1;i++)</w:t>
       </w:r>
     </w:p>
     <w:p>
@@ -90,7 +218,31 @@
     </w:p>
     <w:p>
       <w:r>
-        <w:t xml:space="preserve">            if(s.charAt(i)==s.charAt(i+1))</w:t>
+        <w:t xml:space="preserve">            if(</w:t>
+      </w:r>
+      <w:proofErr w:type="spellStart"/>
+      <w:r>
+        <w:t>s.charAt</w:t>
+      </w:r>
+      <w:proofErr w:type="spellEnd"/>
+      <w:r>
+        <w:t>(</w:t>
+      </w:r>
+      <w:proofErr w:type="spellStart"/>
+      <w:r>
+        <w:t>i</w:t>
+      </w:r>
+      <w:proofErr w:type="spellEnd"/>
+      <w:r>
+        <w:t>)==</w:t>
+      </w:r>
+      <w:proofErr w:type="spellStart"/>
+      <w:r>
+        <w:t>s.charAt</w:t>
+      </w:r>
+      <w:proofErr w:type="spellEnd"/>
+      <w:r>
+        <w:t>(i+1))</w:t>
       </w:r>
     </w:p>
     <w:p>
@@ -100,17 +252,49 @@
     </w:p>
     <w:p>
       <w:r>
-        <w:t xml:space="preserve">                dp[i][i+1] = true;</w:t>
-      </w:r>
-    </w:p>
-    <w:p>
-      <w:r>
-        <w:t xml:space="preserve">                maxlen = 2;</w:t>
-      </w:r>
-    </w:p>
-    <w:p>
-      <w:r>
-        <w:t xml:space="preserve">                start = i;</w:t>
+        <w:t xml:space="preserve">                </w:t>
+      </w:r>
+      <w:proofErr w:type="spellStart"/>
+      <w:r>
+        <w:t>dp</w:t>
+      </w:r>
+      <w:proofErr w:type="spellEnd"/>
+      <w:r>
+        <w:t>[</w:t>
+      </w:r>
+      <w:proofErr w:type="spellStart"/>
+      <w:r>
+        <w:t>i</w:t>
+      </w:r>
+      <w:proofErr w:type="spellEnd"/>
+      <w:r>
+        <w:t>][i+1] = true;</w:t>
+      </w:r>
+    </w:p>
+    <w:p>
+      <w:r>
+        <w:t xml:space="preserve">                </w:t>
+      </w:r>
+      <w:proofErr w:type="spellStart"/>
+      <w:r>
+        <w:t>maxlen</w:t>
+      </w:r>
+      <w:proofErr w:type="spellEnd"/>
+      <w:r>
+        <w:t xml:space="preserve"> = 2;</w:t>
+      </w:r>
+    </w:p>
+    <w:p>
+      <w:r>
+        <w:t xml:space="preserve">                start = </w:t>
+      </w:r>
+      <w:proofErr w:type="spellStart"/>
+      <w:r>
+        <w:t>i</w:t>
+      </w:r>
+      <w:proofErr w:type="spellEnd"/>
+      <w:r>
+        <w:t>;</w:t>
       </w:r>
     </w:p>
     <w:p>
@@ -125,7 +309,31 @@
     </w:p>
     <w:p>
       <w:r>
-        <w:t xml:space="preserve">        for(int len = 3 ; len&lt;=n;len++)</w:t>
+        <w:t xml:space="preserve">        for(int </w:t>
+      </w:r>
+      <w:proofErr w:type="spellStart"/>
+      <w:r>
+        <w:t>len</w:t>
+      </w:r>
+      <w:proofErr w:type="spellEnd"/>
+      <w:r>
+        <w:t xml:space="preserve"> = 3 ; </w:t>
+      </w:r>
+      <w:proofErr w:type="spellStart"/>
+      <w:r>
+        <w:t>len</w:t>
+      </w:r>
+      <w:proofErr w:type="spellEnd"/>
+      <w:r>
+        <w:t>&lt;=</w:t>
+      </w:r>
+      <w:proofErr w:type="spellStart"/>
+      <w:r>
+        <w:t>n;len</w:t>
+      </w:r>
+      <w:proofErr w:type="spellEnd"/>
+      <w:r>
+        <w:t>++)</w:t>
       </w:r>
     </w:p>
     <w:p>
@@ -135,7 +343,31 @@
     </w:p>
     <w:p>
       <w:r>
-        <w:t xml:space="preserve">            for(int i = 0 ;i &lt;=n-len;i++)</w:t>
+        <w:t xml:space="preserve">            for(int </w:t>
+      </w:r>
+      <w:proofErr w:type="spellStart"/>
+      <w:r>
+        <w:t>i</w:t>
+      </w:r>
+      <w:proofErr w:type="spellEnd"/>
+      <w:r>
+        <w:t xml:space="preserve"> = 0 ;</w:t>
+      </w:r>
+      <w:proofErr w:type="spellStart"/>
+      <w:r>
+        <w:t>i</w:t>
+      </w:r>
+      <w:proofErr w:type="spellEnd"/>
+      <w:r>
+        <w:t xml:space="preserve"> &lt;=</w:t>
+      </w:r>
+      <w:proofErr w:type="spellStart"/>
+      <w:r>
+        <w:t>n-len;i</w:t>
+      </w:r>
+      <w:proofErr w:type="spellEnd"/>
+      <w:r>
+        <w:t>++)</w:t>
       </w:r>
     </w:p>
     <w:p>
@@ -145,12 +377,52 @@
     </w:p>
     <w:p>
       <w:r>
-        <w:t xml:space="preserve">                int j = i +len-1;</w:t>
-      </w:r>
-    </w:p>
-    <w:p>
-      <w:r>
-        <w:t xml:space="preserve">                if(s.charAt(i)==s.charAt(j) &amp;&amp; dp[i+1][j-1])</w:t>
+        <w:t xml:space="preserve">                int j = </w:t>
+      </w:r>
+      <w:proofErr w:type="spellStart"/>
+      <w:r>
+        <w:t>i</w:t>
+      </w:r>
+      <w:proofErr w:type="spellEnd"/>
+      <w:r>
+        <w:t xml:space="preserve"> +len-1;</w:t>
+      </w:r>
+    </w:p>
+    <w:p>
+      <w:r>
+        <w:t xml:space="preserve">                if(</w:t>
+      </w:r>
+      <w:proofErr w:type="spellStart"/>
+      <w:r>
+        <w:t>s.charAt</w:t>
+      </w:r>
+      <w:proofErr w:type="spellEnd"/>
+      <w:r>
+        <w:t>(</w:t>
+      </w:r>
+      <w:proofErr w:type="spellStart"/>
+      <w:r>
+        <w:t>i</w:t>
+      </w:r>
+      <w:proofErr w:type="spellEnd"/>
+      <w:r>
+        <w:t>)==</w:t>
+      </w:r>
+      <w:proofErr w:type="spellStart"/>
+      <w:r>
+        <w:t>s.charAt</w:t>
+      </w:r>
+      <w:proofErr w:type="spellEnd"/>
+      <w:r>
+        <w:t xml:space="preserve">(j) &amp;&amp; </w:t>
+      </w:r>
+      <w:proofErr w:type="spellStart"/>
+      <w:r>
+        <w:t>dp</w:t>
+      </w:r>
+      <w:proofErr w:type="spellEnd"/>
+      <w:r>
+        <w:t>[i+1][j-1])</w:t>
       </w:r>
     </w:p>
     <w:p>
@@ -161,17 +433,57 @@
     <w:p>
       <w:r>
         <w:lastRenderedPageBreak/>
-        <w:t xml:space="preserve">                    maxlen = len;</w:t>
-      </w:r>
-    </w:p>
-    <w:p>
-      <w:r>
-        <w:t xml:space="preserve">                    start = i;</w:t>
-      </w:r>
-    </w:p>
-    <w:p>
-      <w:r>
-        <w:t xml:space="preserve">                    dp[i][j] = true;</w:t>
+        <w:t xml:space="preserve">                    </w:t>
+      </w:r>
+      <w:proofErr w:type="spellStart"/>
+      <w:r>
+        <w:t>maxlen</w:t>
+      </w:r>
+      <w:proofErr w:type="spellEnd"/>
+      <w:r>
+        <w:t xml:space="preserve"> = </w:t>
+      </w:r>
+      <w:proofErr w:type="spellStart"/>
+      <w:r>
+        <w:t>len</w:t>
+      </w:r>
+      <w:proofErr w:type="spellEnd"/>
+      <w:r>
+        <w:t>;</w:t>
+      </w:r>
+    </w:p>
+    <w:p>
+      <w:r>
+        <w:t xml:space="preserve">                    start = </w:t>
+      </w:r>
+      <w:proofErr w:type="spellStart"/>
+      <w:r>
+        <w:t>i</w:t>
+      </w:r>
+      <w:proofErr w:type="spellEnd"/>
+      <w:r>
+        <w:t>;</w:t>
+      </w:r>
+    </w:p>
+    <w:p>
+      <w:r>
+        <w:t xml:space="preserve">                    </w:t>
+      </w:r>
+      <w:proofErr w:type="spellStart"/>
+      <w:r>
+        <w:t>dp</w:t>
+      </w:r>
+      <w:proofErr w:type="spellEnd"/>
+      <w:r>
+        <w:t>[</w:t>
+      </w:r>
+      <w:proofErr w:type="spellStart"/>
+      <w:r>
+        <w:t>i</w:t>
+      </w:r>
+      <w:proofErr w:type="spellEnd"/>
+      <w:r>
+        <w:t>][j] = true;</w:t>
       </w:r>
     </w:p>
     <w:p>
@@ -186,7 +498,23 @@
     </w:p>
     <w:p>
       <w:r>
-        <w:t xml:space="preserve">            }return s.substring(start,start+maxlen);</w:t>
+        <w:t xml:space="preserve">            }return </w:t>
+      </w:r>
+      <w:proofErr w:type="spellStart"/>
+      <w:r>
+        <w:t>s.substring</w:t>
+      </w:r>
+      <w:proofErr w:type="spellEnd"/>
+      <w:r>
+        <w:t>(</w:t>
+      </w:r>
+      <w:proofErr w:type="spellStart"/>
+      <w:r>
+        <w:t>start,start+maxlen</w:t>
+      </w:r>
+      <w:proofErr w:type="spellEnd"/>
+      <w:r>
+        <w:t>);</w:t>
       </w:r>
     </w:p>
     <w:p>
@@ -233,77 +561,221 @@
     </w:p>
     <w:p>
       <w:r>
-        <w:t xml:space="preserve">    public String longestPalindrome(String s) {</w:t>
-      </w:r>
-    </w:p>
-    <w:p>
-      <w:r>
-        <w:t xml:space="preserve">        if (s == null || s.length() &lt; 2) return s;</w:t>
+        <w:t xml:space="preserve">    public String </w:t>
+      </w:r>
+      <w:proofErr w:type="spellStart"/>
+      <w:r>
+        <w:t>longestPalindrome</w:t>
+      </w:r>
+      <w:proofErr w:type="spellEnd"/>
+      <w:r>
+        <w:t>(String s) {</w:t>
+      </w:r>
+    </w:p>
+    <w:p>
+      <w:r>
+        <w:t xml:space="preserve">        if (s == null || </w:t>
+      </w:r>
+      <w:proofErr w:type="spellStart"/>
+      <w:r>
+        <w:t>s.length</w:t>
+      </w:r>
+      <w:proofErr w:type="spellEnd"/>
+      <w:r>
+        <w:t>() &lt; 2) return s;</w:t>
+      </w:r>
+    </w:p>
+    <w:p>
+      <w:r>
+        <w:t xml:space="preserve">        int start = 0, end = 0;</w:t>
       </w:r>
     </w:p>
     <w:p/>
     <w:p>
       <w:r>
-        <w:t xml:space="preserve">        int start = 0, end = 0;</w:t>
+        <w:t xml:space="preserve">        for (int </w:t>
+      </w:r>
+      <w:proofErr w:type="spellStart"/>
+      <w:r>
+        <w:t>i</w:t>
+      </w:r>
+      <w:proofErr w:type="spellEnd"/>
+      <w:r>
+        <w:t xml:space="preserve"> = 0; </w:t>
+      </w:r>
+      <w:proofErr w:type="spellStart"/>
+      <w:r>
+        <w:t>i</w:t>
+      </w:r>
+      <w:proofErr w:type="spellEnd"/>
+      <w:r>
+        <w:t xml:space="preserve"> &lt; </w:t>
+      </w:r>
+      <w:proofErr w:type="spellStart"/>
+      <w:r>
+        <w:t>s.length</w:t>
+      </w:r>
+      <w:proofErr w:type="spellEnd"/>
+      <w:r>
+        <w:t xml:space="preserve">(); </w:t>
+      </w:r>
+      <w:proofErr w:type="spellStart"/>
+      <w:r>
+        <w:t>i</w:t>
+      </w:r>
+      <w:proofErr w:type="spellEnd"/>
+      <w:r>
+        <w:t>++) {</w:t>
+      </w:r>
+    </w:p>
+    <w:p>
+      <w:r>
+        <w:t xml:space="preserve">            int len1 = expand(s, </w:t>
+      </w:r>
+      <w:proofErr w:type="spellStart"/>
+      <w:r>
+        <w:t>i</w:t>
+      </w:r>
+      <w:proofErr w:type="spellEnd"/>
+      <w:r>
+        <w:t xml:space="preserve">, </w:t>
+      </w:r>
+      <w:proofErr w:type="spellStart"/>
+      <w:r>
+        <w:t>i</w:t>
+      </w:r>
+      <w:proofErr w:type="spellEnd"/>
+      <w:r>
+        <w:t>);     // odd length</w:t>
+      </w:r>
+    </w:p>
+    <w:p>
+      <w:r>
+        <w:t xml:space="preserve">            int len2 = expand(s, </w:t>
+      </w:r>
+      <w:proofErr w:type="spellStart"/>
+      <w:r>
+        <w:t>i</w:t>
+      </w:r>
+      <w:proofErr w:type="spellEnd"/>
+      <w:r>
+        <w:t xml:space="preserve">, </w:t>
+      </w:r>
+      <w:proofErr w:type="spellStart"/>
+      <w:r>
+        <w:t>i</w:t>
+      </w:r>
+      <w:proofErr w:type="spellEnd"/>
+      <w:r>
+        <w:t xml:space="preserve"> + 1); // even length</w:t>
+      </w:r>
+    </w:p>
+    <w:p>
+      <w:r>
+        <w:t xml:space="preserve">            int </w:t>
+      </w:r>
+      <w:proofErr w:type="spellStart"/>
+      <w:r>
+        <w:t>len</w:t>
+      </w:r>
+      <w:proofErr w:type="spellEnd"/>
+      <w:r>
+        <w:t xml:space="preserve"> = </w:t>
+      </w:r>
+      <w:proofErr w:type="spellStart"/>
+      <w:r>
+        <w:t>Math.max</w:t>
+      </w:r>
+      <w:proofErr w:type="spellEnd"/>
+      <w:r>
+        <w:t>(len1, len2);</w:t>
       </w:r>
     </w:p>
     <w:p/>
     <w:p>
       <w:r>
-        <w:t xml:space="preserve">        for (int i = 0; i &lt; s.length(); i++) {</w:t>
-      </w:r>
-    </w:p>
-    <w:p>
-      <w:r>
-        <w:t xml:space="preserve">            int len1 = expand(s, i, i);     // odd length</w:t>
-      </w:r>
-    </w:p>
-    <w:p>
-      <w:r>
-        <w:t xml:space="preserve">            int len2 = expand(s, i, i + 1); // even length</w:t>
-      </w:r>
-    </w:p>
-    <w:p>
-      <w:r>
-        <w:t xml:space="preserve">            int len = Math.max(len1, len2);</w:t>
+        <w:t xml:space="preserve">            if (</w:t>
+      </w:r>
+      <w:proofErr w:type="spellStart"/>
+      <w:r>
+        <w:t>len</w:t>
+      </w:r>
+      <w:proofErr w:type="spellEnd"/>
+      <w:r>
+        <w:t xml:space="preserve"> &gt; end - start) {</w:t>
+      </w:r>
+    </w:p>
+    <w:p>
+      <w:r>
+        <w:t xml:space="preserve">                start = </w:t>
+      </w:r>
+      <w:proofErr w:type="spellStart"/>
+      <w:r>
+        <w:t>i</w:t>
+      </w:r>
+      <w:proofErr w:type="spellEnd"/>
+      <w:r>
+        <w:t xml:space="preserve"> - (</w:t>
+      </w:r>
+      <w:proofErr w:type="spellStart"/>
+      <w:r>
+        <w:t>len</w:t>
+      </w:r>
+      <w:proofErr w:type="spellEnd"/>
+      <w:r>
+        <w:t xml:space="preserve"> - 1) / 2;</w:t>
+      </w:r>
+    </w:p>
+    <w:p>
+      <w:r>
+        <w:t xml:space="preserve">                end = </w:t>
+      </w:r>
+      <w:proofErr w:type="spellStart"/>
+      <w:r>
+        <w:t>i</w:t>
+      </w:r>
+      <w:proofErr w:type="spellEnd"/>
+      <w:r>
+        <w:t xml:space="preserve"> + </w:t>
+      </w:r>
+      <w:proofErr w:type="spellStart"/>
+      <w:r>
+        <w:t>len</w:t>
+      </w:r>
+      <w:proofErr w:type="spellEnd"/>
+      <w:r>
+        <w:t xml:space="preserve"> / 2;</w:t>
+      </w:r>
+    </w:p>
+    <w:p>
+      <w:r>
+        <w:t xml:space="preserve">            }</w:t>
+      </w:r>
+    </w:p>
+    <w:p>
+      <w:r>
+        <w:t xml:space="preserve">        }</w:t>
+      </w:r>
+    </w:p>
+    <w:p>
+      <w:r>
+        <w:t xml:space="preserve">        return </w:t>
+      </w:r>
+      <w:proofErr w:type="spellStart"/>
+      <w:r>
+        <w:t>s.substring</w:t>
+      </w:r>
+      <w:proofErr w:type="spellEnd"/>
+      <w:r>
+        <w:t>(start, end + 1);</w:t>
+      </w:r>
+    </w:p>
+    <w:p>
+      <w:r>
+        <w:t xml:space="preserve">    }</w:t>
       </w:r>
     </w:p>
     <w:p/>
-    <w:p>
-      <w:r>
-        <w:t xml:space="preserve">            if (len &gt; end - start) {</w:t>
-      </w:r>
-    </w:p>
-    <w:p>
-      <w:r>
-        <w:t xml:space="preserve">                start = i - (len - 1) / 2;</w:t>
-      </w:r>
-    </w:p>
-    <w:p>
-      <w:r>
-        <w:t xml:space="preserve">                end = i + len / 2;</w:t>
-      </w:r>
-    </w:p>
-    <w:p>
-      <w:r>
-        <w:t xml:space="preserve">            }</w:t>
-      </w:r>
-    </w:p>
-    <w:p>
-      <w:r>
-        <w:t xml:space="preserve">        }</w:t>
-      </w:r>
-    </w:p>
-    <w:p>
-      <w:r>
-        <w:t xml:space="preserve">        return s.substring(start, end + 1);</w:t>
-      </w:r>
-    </w:p>
-    <w:p>
-      <w:r>
-        <w:t xml:space="preserve">    }</w:t>
-      </w:r>
-    </w:p>
     <w:p/>
     <w:p>
       <w:r>
@@ -313,7 +785,31 @@
     </w:p>
     <w:p>
       <w:r>
-        <w:t xml:space="preserve">        while (l &gt;= 0 &amp;&amp; r &lt; s.length() &amp;&amp; s.charAt(l) == s.charAt(r)) {</w:t>
+        <w:t xml:space="preserve">        while (l &gt;= 0 &amp;&amp; r &lt; </w:t>
+      </w:r>
+      <w:proofErr w:type="spellStart"/>
+      <w:r>
+        <w:t>s.length</w:t>
+      </w:r>
+      <w:proofErr w:type="spellEnd"/>
+      <w:r>
+        <w:t xml:space="preserve">() &amp;&amp; </w:t>
+      </w:r>
+      <w:proofErr w:type="spellStart"/>
+      <w:r>
+        <w:t>s.charAt</w:t>
+      </w:r>
+      <w:proofErr w:type="spellEnd"/>
+      <w:r>
+        <w:t xml:space="preserve">(l) == </w:t>
+      </w:r>
+      <w:proofErr w:type="spellStart"/>
+      <w:r>
+        <w:t>s.charAt</w:t>
+      </w:r>
+      <w:proofErr w:type="spellEnd"/>
+      <w:r>
+        <w:t>(r)) {</w:t>
       </w:r>
     </w:p>
     <w:p>
@@ -418,12 +914,28 @@
     </w:p>
     <w:p>
       <w:r>
-        <w:t>    public int countSubstrings(String s) {</w:t>
-      </w:r>
-    </w:p>
-    <w:p>
-      <w:r>
-        <w:t>        int n = s.length();</w:t>
+        <w:t xml:space="preserve">    public int </w:t>
+      </w:r>
+      <w:proofErr w:type="spellStart"/>
+      <w:r>
+        <w:t>countSubstrings</w:t>
+      </w:r>
+      <w:proofErr w:type="spellEnd"/>
+      <w:r>
+        <w:t>(String s) {</w:t>
+      </w:r>
+    </w:p>
+    <w:p>
+      <w:r>
+        <w:t xml:space="preserve">        int n = </w:t>
+      </w:r>
+      <w:proofErr w:type="spellStart"/>
+      <w:r>
+        <w:t>s.length</w:t>
+      </w:r>
+      <w:proofErr w:type="spellEnd"/>
+      <w:r>
+        <w:t>();</w:t>
       </w:r>
     </w:p>
     <w:p>
@@ -433,7 +945,31 @@
     </w:p>
     <w:p>
       <w:r>
-        <w:t>        for(int i = 0 ;i &lt; n ; i++)</w:t>
+        <w:t xml:space="preserve">        for(int </w:t>
+      </w:r>
+      <w:proofErr w:type="spellStart"/>
+      <w:r>
+        <w:t>i</w:t>
+      </w:r>
+      <w:proofErr w:type="spellEnd"/>
+      <w:r>
+        <w:t xml:space="preserve"> = 0 ;</w:t>
+      </w:r>
+      <w:proofErr w:type="spellStart"/>
+      <w:r>
+        <w:t>i</w:t>
+      </w:r>
+      <w:proofErr w:type="spellEnd"/>
+      <w:r>
+        <w:t xml:space="preserve"> &lt; n ; </w:t>
+      </w:r>
+      <w:proofErr w:type="spellStart"/>
+      <w:r>
+        <w:t>i</w:t>
+      </w:r>
+      <w:proofErr w:type="spellEnd"/>
+      <w:r>
+        <w:t>++)</w:t>
       </w:r>
     </w:p>
     <w:p>
@@ -443,12 +979,36 @@
     </w:p>
     <w:p>
       <w:r>
-        <w:t>            count = count + isPalindrome(i,i,s);</w:t>
-      </w:r>
-    </w:p>
-    <w:p>
-      <w:r>
-        <w:t>            count = count + isPalindrome(i,i+1,s);</w:t>
+        <w:t xml:space="preserve">            count = count + </w:t>
+      </w:r>
+      <w:proofErr w:type="spellStart"/>
+      <w:r>
+        <w:t>isPalindrome</w:t>
+      </w:r>
+      <w:proofErr w:type="spellEnd"/>
+      <w:r>
+        <w:t>(</w:t>
+      </w:r>
+      <w:proofErr w:type="spellStart"/>
+      <w:r>
+        <w:t>i,i,s</w:t>
+      </w:r>
+      <w:proofErr w:type="spellEnd"/>
+      <w:r>
+        <w:t>);</w:t>
+      </w:r>
+    </w:p>
+    <w:p>
+      <w:r>
+        <w:t xml:space="preserve">            count = count + </w:t>
+      </w:r>
+      <w:proofErr w:type="spellStart"/>
+      <w:r>
+        <w:t>isPalindrome</w:t>
+      </w:r>
+      <w:proofErr w:type="spellEnd"/>
+      <w:r>
+        <w:t>(i,i+1,s);</w:t>
       </w:r>
     </w:p>
     <w:p>
@@ -468,7 +1028,15 @@
     </w:p>
     <w:p>
       <w:r>
-        <w:t>    public int isPalindrome(int start , int end , String s)</w:t>
+        <w:t xml:space="preserve">    public int </w:t>
+      </w:r>
+      <w:proofErr w:type="spellStart"/>
+      <w:r>
+        <w:t>isPalindrome</w:t>
+      </w:r>
+      <w:proofErr w:type="spellEnd"/>
+      <w:r>
+        <w:t>(int start , int end , String s)</w:t>
       </w:r>
     </w:p>
     <w:p>
@@ -478,7 +1046,31 @@
     </w:p>
     <w:p>
       <w:r>
-        <w:t>        while(start&gt;=0 &amp;&amp; end &lt; s.length() &amp;&amp; s.charAt(start)==s.charAt(end) )</w:t>
+        <w:t xml:space="preserve">        while(start&gt;=0 &amp;&amp; end &lt; </w:t>
+      </w:r>
+      <w:proofErr w:type="spellStart"/>
+      <w:r>
+        <w:t>s.length</w:t>
+      </w:r>
+      <w:proofErr w:type="spellEnd"/>
+      <w:r>
+        <w:t xml:space="preserve">() &amp;&amp; </w:t>
+      </w:r>
+      <w:proofErr w:type="spellStart"/>
+      <w:r>
+        <w:t>s.charAt</w:t>
+      </w:r>
+      <w:proofErr w:type="spellEnd"/>
+      <w:r>
+        <w:t>(start)==</w:t>
+      </w:r>
+      <w:proofErr w:type="spellStart"/>
+      <w:r>
+        <w:t>s.charAt</w:t>
+      </w:r>
+      <w:proofErr w:type="spellEnd"/>
+      <w:r>
+        <w:t>(end) )</w:t>
       </w:r>
     </w:p>
     <w:p>
@@ -548,12 +1140,28 @@
     </w:p>
     <w:p>
       <w:r>
-        <w:t xml:space="preserve">    public int countSubstrings(String s) {</w:t>
-      </w:r>
-    </w:p>
-    <w:p>
-      <w:r>
-        <w:t xml:space="preserve">        int n = s.length();</w:t>
+        <w:t xml:space="preserve">    public int </w:t>
+      </w:r>
+      <w:proofErr w:type="spellStart"/>
+      <w:r>
+        <w:t>countSubstrings</w:t>
+      </w:r>
+      <w:proofErr w:type="spellEnd"/>
+      <w:r>
+        <w:t>(String s) {</w:t>
+      </w:r>
+    </w:p>
+    <w:p>
+      <w:r>
+        <w:t xml:space="preserve">        int n = </w:t>
+      </w:r>
+      <w:proofErr w:type="spellStart"/>
+      <w:r>
+        <w:t>s.length</w:t>
+      </w:r>
+      <w:proofErr w:type="spellEnd"/>
+      <w:r>
+        <w:t>();</w:t>
       </w:r>
     </w:p>
     <w:p>
@@ -563,12 +1171,60 @@
     </w:p>
     <w:p>
       <w:r>
-        <w:t xml:space="preserve">         boolean dp[][] = new boolean[n][n];</w:t>
-      </w:r>
-    </w:p>
-    <w:p>
-      <w:r>
-        <w:t xml:space="preserve">         for(int i = 0 ; i&lt;n ;i++)</w:t>
+        <w:t xml:space="preserve">         </w:t>
+      </w:r>
+      <w:proofErr w:type="spellStart"/>
+      <w:r>
+        <w:t>boolean</w:t>
+      </w:r>
+      <w:proofErr w:type="spellEnd"/>
+      <w:r>
+        <w:t xml:space="preserve"> </w:t>
+      </w:r>
+      <w:proofErr w:type="spellStart"/>
+      <w:r>
+        <w:t>dp</w:t>
+      </w:r>
+      <w:proofErr w:type="spellEnd"/>
+      <w:r>
+        <w:t xml:space="preserve">[][] = new </w:t>
+      </w:r>
+      <w:proofErr w:type="spellStart"/>
+      <w:r>
+        <w:t>boolean</w:t>
+      </w:r>
+      <w:proofErr w:type="spellEnd"/>
+      <w:r>
+        <w:t>[n][n];</w:t>
+      </w:r>
+    </w:p>
+    <w:p>
+      <w:r>
+        <w:t xml:space="preserve">         for(int </w:t>
+      </w:r>
+      <w:proofErr w:type="spellStart"/>
+      <w:r>
+        <w:t>i</w:t>
+      </w:r>
+      <w:proofErr w:type="spellEnd"/>
+      <w:r>
+        <w:t xml:space="preserve"> = 0 ; </w:t>
+      </w:r>
+      <w:proofErr w:type="spellStart"/>
+      <w:r>
+        <w:t>i</w:t>
+      </w:r>
+      <w:proofErr w:type="spellEnd"/>
+      <w:r>
+        <w:t>&lt;n ;</w:t>
+      </w:r>
+      <w:proofErr w:type="spellStart"/>
+      <w:r>
+        <w:t>i</w:t>
+      </w:r>
+      <w:proofErr w:type="spellEnd"/>
+      <w:r>
+        <w:t>++)</w:t>
       </w:r>
     </w:p>
     <w:p>
@@ -578,7 +1234,31 @@
     </w:p>
     <w:p>
       <w:r>
-        <w:t xml:space="preserve">            dp[i][i] = true;</w:t>
+        <w:t xml:space="preserve">            </w:t>
+      </w:r>
+      <w:proofErr w:type="spellStart"/>
+      <w:r>
+        <w:t>dp</w:t>
+      </w:r>
+      <w:proofErr w:type="spellEnd"/>
+      <w:r>
+        <w:t>[</w:t>
+      </w:r>
+      <w:proofErr w:type="spellStart"/>
+      <w:r>
+        <w:t>i</w:t>
+      </w:r>
+      <w:proofErr w:type="spellEnd"/>
+      <w:r>
+        <w:t>][</w:t>
+      </w:r>
+      <w:proofErr w:type="spellStart"/>
+      <w:r>
+        <w:t>i</w:t>
+      </w:r>
+      <w:proofErr w:type="spellEnd"/>
+      <w:r>
+        <w:t>] = true;</w:t>
       </w:r>
     </w:p>
     <w:p>
@@ -593,7 +1273,15 @@
     </w:p>
     <w:p>
       <w:r>
-        <w:t xml:space="preserve">         for(int i =0;i&lt;n-1;i++)</w:t>
+        <w:t xml:space="preserve">         for(int </w:t>
+      </w:r>
+      <w:proofErr w:type="spellStart"/>
+      <w:r>
+        <w:t>i</w:t>
+      </w:r>
+      <w:proofErr w:type="spellEnd"/>
+      <w:r>
+        <w:t xml:space="preserve"> =0;i&lt;n-1;i++)</w:t>
       </w:r>
     </w:p>
     <w:p>
@@ -603,7 +1291,31 @@
     </w:p>
     <w:p>
       <w:r>
-        <w:t xml:space="preserve">            if(s.charAt(i)==s.charAt(i+1))</w:t>
+        <w:t xml:space="preserve">            if(</w:t>
+      </w:r>
+      <w:proofErr w:type="spellStart"/>
+      <w:r>
+        <w:t>s.charAt</w:t>
+      </w:r>
+      <w:proofErr w:type="spellEnd"/>
+      <w:r>
+        <w:t>(</w:t>
+      </w:r>
+      <w:proofErr w:type="spellStart"/>
+      <w:r>
+        <w:t>i</w:t>
+      </w:r>
+      <w:proofErr w:type="spellEnd"/>
+      <w:r>
+        <w:t>)==</w:t>
+      </w:r>
+      <w:proofErr w:type="spellStart"/>
+      <w:r>
+        <w:t>s.charAt</w:t>
+      </w:r>
+      <w:proofErr w:type="spellEnd"/>
+      <w:r>
+        <w:t>(i+1))</w:t>
       </w:r>
     </w:p>
     <w:p>
@@ -613,7 +1325,23 @@
     </w:p>
     <w:p>
       <w:r>
-        <w:t xml:space="preserve">                dp[i][i+1] = true;</w:t>
+        <w:t xml:space="preserve">                </w:t>
+      </w:r>
+      <w:proofErr w:type="spellStart"/>
+      <w:r>
+        <w:t>dp</w:t>
+      </w:r>
+      <w:proofErr w:type="spellEnd"/>
+      <w:r>
+        <w:t>[</w:t>
+      </w:r>
+      <w:proofErr w:type="spellStart"/>
+      <w:r>
+        <w:t>i</w:t>
+      </w:r>
+      <w:proofErr w:type="spellEnd"/>
+      <w:r>
+        <w:t>][i+1] = true;</w:t>
       </w:r>
     </w:p>
     <w:p>
@@ -641,7 +1369,31 @@
     </w:p>
     <w:p>
       <w:r>
-        <w:t xml:space="preserve">            for(int i = 0 ;  i&lt;=n-l ; i++)</w:t>
+        <w:t xml:space="preserve">            for(int </w:t>
+      </w:r>
+      <w:proofErr w:type="spellStart"/>
+      <w:r>
+        <w:t>i</w:t>
+      </w:r>
+      <w:proofErr w:type="spellEnd"/>
+      <w:r>
+        <w:t xml:space="preserve"> = 0 ;  </w:t>
+      </w:r>
+      <w:proofErr w:type="spellStart"/>
+      <w:r>
+        <w:t>i</w:t>
+      </w:r>
+      <w:proofErr w:type="spellEnd"/>
+      <w:r>
+        <w:t xml:space="preserve">&lt;=n-l ; </w:t>
+      </w:r>
+      <w:proofErr w:type="spellStart"/>
+      <w:r>
+        <w:t>i</w:t>
+      </w:r>
+      <w:proofErr w:type="spellEnd"/>
+      <w:r>
+        <w:t>++)</w:t>
       </w:r>
     </w:p>
     <w:p>
@@ -656,7 +1408,39 @@
     </w:p>
     <w:p>
       <w:r>
-        <w:t xml:space="preserve">                if(s.charAt(i)==s.charAt(j) &amp;&amp; dp[i+1][j-1])</w:t>
+        <w:t xml:space="preserve">                if(</w:t>
+      </w:r>
+      <w:proofErr w:type="spellStart"/>
+      <w:r>
+        <w:t>s.charAt</w:t>
+      </w:r>
+      <w:proofErr w:type="spellEnd"/>
+      <w:r>
+        <w:t>(</w:t>
+      </w:r>
+      <w:proofErr w:type="spellStart"/>
+      <w:r>
+        <w:t>i</w:t>
+      </w:r>
+      <w:proofErr w:type="spellEnd"/>
+      <w:r>
+        <w:t>)==</w:t>
+      </w:r>
+      <w:proofErr w:type="spellStart"/>
+      <w:r>
+        <w:t>s.charAt</w:t>
+      </w:r>
+      <w:proofErr w:type="spellEnd"/>
+      <w:r>
+        <w:t xml:space="preserve">(j) &amp;&amp; </w:t>
+      </w:r>
+      <w:proofErr w:type="spellStart"/>
+      <w:r>
+        <w:t>dp</w:t>
+      </w:r>
+      <w:proofErr w:type="spellEnd"/>
+      <w:r>
+        <w:t>[i+1][j-1])</w:t>
       </w:r>
     </w:p>
     <w:p>
@@ -666,7 +1450,23 @@
     </w:p>
     <w:p>
       <w:r>
-        <w:t xml:space="preserve">                    dp[i][j] = true;</w:t>
+        <w:t xml:space="preserve">                    </w:t>
+      </w:r>
+      <w:proofErr w:type="spellStart"/>
+      <w:r>
+        <w:t>dp</w:t>
+      </w:r>
+      <w:proofErr w:type="spellEnd"/>
+      <w:r>
+        <w:t>[</w:t>
+      </w:r>
+      <w:proofErr w:type="spellStart"/>
+      <w:r>
+        <w:t>i</w:t>
+      </w:r>
+      <w:proofErr w:type="spellEnd"/>
+      <w:r>
+        <w:t>][j] = true;</w:t>
       </w:r>
     </w:p>
     <w:p>
@@ -1304,6 +2104,7 @@
   <w:style w:type="character" w:default="1" w:styleId="DefaultParagraphFont">
     <w:name w:val="Default Paragraph Font"/>
     <w:uiPriority w:val="1"/>
+    <w:semiHidden/>
     <w:unhideWhenUsed/>
   </w:style>
   <w:style w:type="table" w:default="1" w:styleId="TableNormal">
